--- a/flow/20230914_vu_template/drafts/2024-10-u/02-СР-Кипріяна.docx
+++ b/flow/20230914_vu_template/drafts/2024-10-u/02-СР-Кипріяна.docx
@@ -2927,7 +2927,7 @@
           <w:szCs w:val="24"/>
           <w:rtl w:val="0"/>
         </w:rPr>
-        <w:t xml:space="preserve">Виходить чоловік до свого діла,* і до своєї праці аж до вечора.</w:t>
+        <w:t>Виходить людина до свого діла,* і до своєї праці аж до вечора.</w:t>
       </w:r>
     </w:p>
     <w:p>
@@ -8003,7 +8003,7 @@
           <w:szCs w:val="24"/>
           <w:rtl w:val="0"/>
         </w:rPr>
-        <w:t xml:space="preserve">Облудне вчення і знання ідолів* відкинув ти істинно* і в зброю Хреста зодягнувся на спасіння,* Кипріяне всеблаженний.* Повергши книги ворожбитські,* відложив єси ветхого чоловіка* і вселилося в тебе Богознання Тройці Єдиносущної.* Її моли, ієрарху, з Ангелами,* щоб спастися нам.</w:t>
+        <w:t>Облудне вчення і знання ідолів* відкинув ти істинно* і в зброю Хреста зодягнувся на спасіння,* Кипріяне всеблаженний.* Повергши книги ворожбитські,* відложив єси ветхого людинаа* і вселилося в тебе Богознання Тройці Єдиносущної.* Її моли, ієрарху, з Ангелами,* щоб спастися нам.</w:t>
       </w:r>
     </w:p>
     <w:p>
@@ -8055,7 +8055,7 @@
           <w:szCs w:val="24"/>
           <w:rtl w:val="0"/>
         </w:rPr>
-        <w:t xml:space="preserve"> Коли чиста Агниця побачила свого Агнця,* що його, як людину, вели на добровільну смерть,* плачучи, промовляла:* Квапишся, Христе, учинити бездітною мене, що тебе породила!* Чому ти так учинив, Спасителю всіх?* Та оспівую і славлю твою, Чоловіколюбче, найбільшу доброту,* що понад усяке слово і розуміння.</w:t>
+        <w:t xml:space="preserve"> Коли чиста Агниця побачила свого Агнця,* що його, як людину, вели на добровільну смерть,* плачучи, промовляла:* Квапишся, Христе, учинити бездітною мене, що тебе породила!* Чому ти так учинив, Спасителю всіх?* Та оспівую і славлю твою, Людинолюбче, найбільшу доброту,* що понад усяке слово і розуміння.</w:t>
       </w:r>
     </w:p>
     <w:p>
@@ -10796,7 +10796,7 @@
           <w:u w:val="single"/>
           <w:rtl w:val="0"/>
         </w:rPr>
-        <w:t xml:space="preserve">[Боже великий і вишній, в тебе одного є безсмертність і в світлі живеш недоступнім. Ти все створіння мудро створив, відокремив світло від темряви і сонце поклав, щоб правити днем, а місяць і зорі, щоб володіли ніччю, нас же грішних вчинив достойними і в теперішню годину стати перед твоїм обличчям, щоб тебе визнавати і принести тобі вечірнє славослов'я. Направ, Людинолюбний, молитву нашу, немов кадило, перед тобою і прийми її, як благовонний запах. Дай нам мирний цей вечір і близьку вже ніч; зодягни нас у броню світла; визволь нас від нічного страху і всякої речі, що в темряві з'являється, і дай сон, що його ти дарував на відпочинок нашій немічності, вільний від усякого маріння диявольського. Владико, давче добра, хай і на нашій постелі, бувши тобі милими, згадуємо вночі твоє ім'я і, просвічувані навчанням твоїх заповідей, встанемо в душевній радості до звеличування твоєї доброти, приносячи твоєму милосердю молитви і моління, за наші і всіх твоїх людей провини. Відвідай їх задля молитов святої Богородиці.]</w:t>
+        <w:t>[Боже великий і вишній, в тебе одного є безсмертність і в світлі живеш недоступнім. Ти все створіння мудро створив, відокремив світло від темряви і сонце поклав, щоб правити днем, а місяць і зорі, щоб володіли ніччю, нас же грішних вчинив достойними і в теперішню годину стати перед твоїм обличчям, щоб тебе визнавати і принести тобі вечірнє славослов'я. Направ, людинолюбний, молитву нашу, немов кадило, перед тобою і прийми її, як благовонний запах. Дай нам мирний цей вечір і близьку вже ніч; зодягни нас у броню світла; визволь нас від нічного страху і всякої речі, що в темряві з'являється, і дай сон, що його ти дарував на відпочинок нашій немічності, вільний від усякого маріння диявольського. Владико, давче добра, хай і на нашій постелі, бувши тобі милими, згадуємо вночі твоє ім'я і, просвічувані навчанням твоїх заповідей, встанемо в душевній радості до звеличування твоєї доброти, приносячи твоєму милосердю молитви і моління, за наші і всіх твоїх людей провини. Відвідай їх задля молитов святої Богородиці.]</w:t>
       </w:r>
     </w:p>
     <w:p>
@@ -11531,7 +11531,7 @@
           <w:szCs w:val="24"/>
           <w:rtl w:val="0"/>
         </w:rPr>
-        <w:t xml:space="preserve"> Господи, колись за пророка Мойсея,* сам тільки прообраз хреста твого* перемагав твоїх ворогів,* а нині, маючи дійсний хрест твій, просимо допомоги:* Укріпи Церкву твою і дай їй, як Костянтинові, перемогу* заради великої твоєї милости, Людинолюбний.</w:t>
+        <w:t xml:space="preserve"> Господи, колись за пророка Мойсея,* сам тільки прообраз хреста твого* перемагав твоїх ворогів,* а нині, маючи дійсний хрест твій, просимо допомоги:* Укріпи Церкву твою і дай їй, як Костянтинові, перемогу* заради великої твоєї милости, людинолюбний.</w:t>
       </w:r>
     </w:p>
     <w:p>
@@ -16380,7 +16380,7 @@
           <w:szCs w:val="24"/>
           <w:rtl w:val="0"/>
         </w:rPr>
-        <w:t xml:space="preserve">Мене залічено до тих, що сходять у яму.* Я став як чоловік, що допомоги не має.</w:t>
+        <w:t>Мене залічено до тих, що сходять у яму.* Я став як людина, що допомоги не має.</w:t>
       </w:r>
     </w:p>
     <w:p>
@@ -17858,7 +17858,7 @@
           <w:szCs w:val="24"/>
           <w:rtl w:val="0"/>
         </w:rPr>
-        <w:t xml:space="preserve"> Господи, Боже наш! Ти за покаяння дарував людям відпущення, нам же, як образ пізнання і визнання гріхів, показав покаяння і прощення пророка Давида. Тож, Владико, помилуй з великої милости твоєї нас, що в чимало великих гріхів впали, і по багатстві ласк твоїх очисти беззаконня наші, бо перед тобою згрішили ми, Господи, що невідомі й таємні речі серця людського знаєш, і єдиний ти маєш владу прощати гріхи. Серце ж чисте вчини в нас і Духом владичним утверди нас, і радість спасіння твого яви нам. Не відкинь нас від лиця твого, але дозволь, як Благий і Людинолюбний, аж до останнього нашого віддиху появляти тобі жертву справедливости й приноси на святих твоїх жертовниках, милістю і ласками і людинолюбʼям єдинородного Сина твого, з яким ти є благословенний з пресвятим, добрим і животворчим твоїм Духом, нині й повсякчас, і на віки віків. Амінь.</w:t>
+        <w:t xml:space="preserve"> Господи, Боже наш! Ти за покаяння дарував людям відпущення, нам же, як образ пізнання і визнання гріхів, показав покаяння і прощення пророка Давида. Тож, Владико, помилуй з великої милости твоєї нас, що в чимало великих гріхів впали, і по багатстві ласк твоїх очисти беззаконня наші, бо перед тобою згрішили ми, Господи, що невідомі й таємні речі серця людського знаєш, і єдиний ти маєш владу прощати гріхи. Серце ж чисте вчини в нас і Духом владичним утверди нас, і радість спасіння твого яви нам. Не відкинь нас від лиця твого, але дозволь, як Благий і людинолюбний, аж до останнього нашого віддиху появляти тобі жертву справедливости й приноси на святих твоїх жертовниках, милістю і ласками і людинолюбʼям єдинородного Сина твого, з яким ти є благословенний з пресвятим, добрим і животворчим твоїм Духом, нині й повсякчас, і на віки віків. Амінь.</w:t>
       </w:r>
     </w:p>
     <w:p>
@@ -20661,7 +20661,7 @@
           <w:u w:val="single"/>
           <w:rtl w:val="0"/>
         </w:rPr>
-        <w:t xml:space="preserve">[Господи, Боже наш! Ти за покаяння дарував людям відпущення, нам же, як образ пізнання і визнання гріхів, показав покаяння і прощення пророка Давида. Тож, Владико, помилуй з великої милости твоєї нас, що в чимало великих гріхів впали, і по багатстві ласк твоїх очисти беззаконня наші, бо перед тобою згрішили ми, Господи, що невідомі й таємні речі серця людського знаєш, і єдиний ти маєш владу прощати гріхи. Серце ж чисте вчини в нас і Духом владичним утверди нас, і радість спасіння твого яви нам. Не відкинь нас від лиця твого, але дозволь, як Благий і Людинолюбний, аж до останнього нашого віддиху появляти тобі жертву справедливости й приноси на святих твоїх жертовниках, милістю і ласками і людинолюбʼям єдинородного Сина твого, з яким ти є благословенний з пресвятим, добрим і животворчим твоїм Духом, нині й повсякчас, і на віки віків. Амінь.]</w:t>
+        <w:t>[Господи, Боже наш! Ти за покаяння дарував людям відпущення, нам же, як образ пізнання і визнання гріхів, показав покаяння і прощення пророка Давида. Тож, Владико, помилуй з великої милости твоєї нас, що в чимало великих гріхів впали, і по багатстві ласк твоїх очисти беззаконня наші, бо перед тобою згрішили ми, Господи, що невідомі й таємні речі серця людського знаєш, і єдиний ти маєш владу прощати гріхи. Серце ж чисте вчини в нас і Духом владичним утверди нас, і радість спасіння твого яви нам. Не відкинь нас від лиця твого, але дозволь, як Благий і людинолюбний, аж до останнього нашого віддиху появляти тобі жертву справедливости й приноси на святих твоїх жертовниках, милістю і ласками і людинолюбʼям єдинородного Сина твого, з яким ти є благословенний з пресвятим, добрим і животворчим твоїм Духом, нині й повсякчас, і на віки віків. Амінь.]</w:t>
       </w:r>
     </w:p>
     <w:p>
@@ -21064,7 +21064,7 @@
           <w:szCs w:val="24"/>
           <w:rtl w:val="0"/>
         </w:rPr>
-        <w:t xml:space="preserve">На нічому поставив Ти землю повелінням Своїм і повісив її, щоб непорушно стояла на непорушному, Христе, камені заповідей Твоїх, Церкву Твою утверди, єдиний благий і Чоловіколюбець.</w:t>
+        <w:t>На нічому поставив Ти землю повелінням Своїм і повісив її, щоб непорушно стояла на непорушному, Христе, камені заповідей Твоїх, Церкву Твою утверди, єдиний благий і Людинолюбець.</w:t>
       </w:r>
     </w:p>
     <w:p>
@@ -23636,7 +23636,7 @@
           <w:szCs w:val="24"/>
           <w:rtl w:val="0"/>
         </w:rPr>
-        <w:t xml:space="preserve">Ісає, ликуй!* Діва зачала в лоні й породила Сина Еммануїла, Бога й чоловіка,* а Схід – ім'я йому.* Його величаючи, Діву прославляємо.</w:t>
+        <w:t>Ісає, ликуй!* Діва зачала в лоні й породила Сина Еммануїла, Бога й людинаа,* а Схід – ім'я йому.* Його величаючи, Діву прославляємо.</w:t>
       </w:r>
     </w:p>
     <w:p>

--- a/flow/20230914_vu_template/drafts/2024-10-u/02-СР-Кипріяна.docx
+++ b/flow/20230914_vu_template/drafts/2024-10-u/02-СР-Кипріяна.docx
@@ -8003,7 +8003,7 @@
           <w:szCs w:val="24"/>
           <w:rtl w:val="0"/>
         </w:rPr>
-        <w:t>Облудне вчення і знання ідолів* відкинув ти істинно* і в зброю Хреста зодягнувся на спасіння,* Кипріяне всеблаженний.* Повергши книги ворожбитські,* відложив єси ветхого людинаа* і вселилося в тебе Богознання Тройці Єдиносущної.* Її моли, ієрарху, з Ангелами,* щоб спастися нам.</w:t>
+        <w:t>Облудне вчення і знання ідолів* відкинув ти істинно* і в зброю Хреста зодягнувся на спасіння,* Кипріяне всеблаженний.* Повергши книги ворожбитські,* відложив єси ветхого чоловіка* і вселилося в тебе Богознання Тройці Єдиносущної.* Її моли, ієрарху, з Ангелами,* щоб спастися нам.</w:t>
       </w:r>
     </w:p>
     <w:p>
@@ -23636,7 +23636,7 @@
           <w:szCs w:val="24"/>
           <w:rtl w:val="0"/>
         </w:rPr>
-        <w:t>Ісає, ликуй!* Діва зачала в лоні й породила Сина Еммануїла, Бога й людинаа,* а Схід – ім'я йому.* Його величаючи, Діву прославляємо.</w:t>
+        <w:t>Ісає, ликуй!* Діва зачала в лоні й породила Сина Еммануїла, Бога й чоловіка,* а Схід – ім'я йому.* Його величаючи, Діву прославляємо.</w:t>
       </w:r>
     </w:p>
     <w:p>
